--- a/Assignment Report/Individual_Report_4_Trend_Season_Regression.docx
+++ b/Assignment Report/Individual_Report_4_Trend_Season_Regression.docx
@@ -7,7 +7,7 @@
         <w:pStyle w:val="Title"/>
       </w:pPr>
       <w:r>
-        <w:t xml:space="preserve">Trend-and-Season Regression for Monthly Solar Irradiance Forecasting</w:t>
+        <w:t xml:space="preserve">Forecasting Monthly Solar Irradiance in Kuala Lumpur</w:t>
       </w:r>
     </w:p>
     <w:p>
@@ -98,14 +98,9 @@
       <w:r>
         <w:t xml:space="preserve"> </w:t>
       </w:r>
-      <w:hyperlink w:anchor="ref-nasa-power-monthly">
-        <w:r>
-          <w:rPr>
-            <w:rStyle w:val="Hyperlink"/>
-          </w:rPr>
-          <w:t xml:space="preserve">[1]</w:t>
-        </w:r>
-      </w:hyperlink>
+      <w:r>
+        <w:t xml:space="preserve">[1]</w:t>
+      </w:r>
       <w:r>
         <w:t xml:space="preserve">. The proposed model is</w:t>
       </w:r>
@@ -334,14 +329,9 @@
       <w:r>
         <w:t xml:space="preserve"> </w:t>
       </w:r>
-      <w:hyperlink w:anchor="ref-forecast-tslm">
-        <w:r>
-          <w:rPr>
-            <w:rStyle w:val="Hyperlink"/>
-          </w:rPr>
-          <w:t xml:space="preserve">[2]</w:t>
-        </w:r>
-      </w:hyperlink>
+      <w:r>
+        <w:t xml:space="preserve">[2]</w:t>
+      </w:r>
       <w:r>
         <w:t xml:space="preserve">. Simple trend-only regression was excluded because it cannot represent recurring calendar-month effects; the trend term would estimate movement after controlling for month.</w:t>
       </w:r>
@@ -359,7 +349,7 @@
         <w:pStyle w:val="BodyText"/>
       </w:pPr>
       <w:r>
-        <w:t xml:space="preserve">The locked formula would be</w:t>
+        <w:t xml:space="preserve">The proposed specification is</w:t>
       </w:r>
       <w:r>
         <w:t xml:space="preserve"> </w:t>
@@ -371,7 +361,7 @@
         <w:t xml:space="preserve">tslm(train ~ trend + season)</w:t>
       </w:r>
       <w:r>
-        <w:t xml:space="preserve">. Ordinary least squares assumes a linear conditional mean, constant error variance, and uncorrelated errors. Coefficients and their uncertainty, adjusted</w:t>
+        <w:t xml:space="preserve">, with both components included as deliberate research design choices. A trend-only model was not considered sufficient because it cannot capture the observed annual cycle. Although a season-only model provides a useful diagnostic comparison, retaining the trend term allows the analysis to assess whether systematic movement remains after controlling for monthly seasonality. January was chosen as the reference category to avoid perfect multicollinearity; selecting a different reference month would alter the coefficient interpretation but not the fitted values. The remaining eleven monthly indicators are represented collectively as a single seasonal factor rather than evaluated individually. Ordinary least squares jointly estimates all coefficients by minimising the sum of squared residuals over the training data, so the coefficient values are determined by the data rather than manually chosen. The suitability of this specification would be assessed using coefficient uncertainty, adjusted</w:t>
       </w:r>
       <w:r>
         <w:t xml:space="preserve"> </w:t>
@@ -391,19 +381,14 @@
         </m:sSup>
       </m:oMath>
       <w:r>
-        <w:t xml:space="preserve">, residual standard error, and expanding-window validation at a 12-month horizon would be used to assess explanatory and forecasting performance</w:t>
-      </w:r>
-      <w:r>
-        <w:t xml:space="preserve"> </w:t>
-      </w:r>
-      <w:hyperlink w:anchor="ref-hyndman-athanasopoulos-2021">
-        <w:r>
-          <w:rPr>
-            <w:rStyle w:val="Hyperlink"/>
-          </w:rPr>
-          <w:t xml:space="preserve">[3]</w:t>
-        </w:r>
-      </w:hyperlink>
+        <w:t xml:space="preserve">, residual standard error, and expanding-window validation at the practically relevant 12-month forecast horizon</w:t>
+      </w:r>
+      <w:r>
+        <w:t xml:space="preserve"> </w:t>
+      </w:r>
+      <w:r>
+        <w:t xml:space="preserve">[3]</w:t>
+      </w:r>
       <w:r>
         <w:t xml:space="preserve">.</w:t>
       </w:r>
@@ -413,31 +398,26 @@
         <w:pStyle w:val="BodyText"/>
       </w:pPr>
       <w:r>
-        <w:t xml:space="preserve">Response residuals would be inspected over time and by ACF, followed by a lag-24 Ljung–Box test with fitted regression degrees of freedom</w:t>
-      </w:r>
-      <w:r>
-        <w:t xml:space="preserve"> </w:t>
-      </w:r>
-      <w:hyperlink w:anchor="ref-forecast-checkresiduals">
-        <w:r>
-          <w:rPr>
-            <w:rStyle w:val="Hyperlink"/>
-          </w:rPr>
-          <w:t xml:space="preserve">[4]</w:t>
-        </w:r>
-      </w:hyperlink>
-      <w:r>
-        <w:t xml:space="preserve">. Material autocorrelation would trigger consideration of regression with ARIMA errors, while the locked assignment model would remain available for the common comparison.</w:t>
+        <w:t xml:space="preserve">Response residuals would be inspected over time and by ACF, followed by a lag-24 Ljung–Box test</w:t>
+      </w:r>
+      <w:r>
+        <w:t xml:space="preserve"> </w:t>
+      </w:r>
+      <w:r>
+        <w:t xml:space="preserve">[4]</w:t>
+      </w:r>
+      <w:r>
+        <w:t xml:space="preserve">. Lag 24 was selected to examine dependence across two complete annual cycles, with the 13 fitted regression coefficients reflected in the reference degrees of freedom. Material autocorrelation would trigger consideration of regression with ARIMA errors, while the proposed model would remain the focus. Training and test performance would be reported consistently using ME, MSE, RMSE, MAE, MPE, and MAPE, together with each test-minus-training difference. ME and MPE would be judged by closeness to zero and sign; the remaining error measures would be minimised.</w:t>
       </w:r>
     </w:p>
     <w:bookmarkEnd w:id="22"/>
-    <w:bookmarkStart w:id="38" w:name="results-discussion-and-conclusion"/>
+    <w:bookmarkStart w:id="29" w:name="data-analysis"/>
     <w:p>
       <w:pPr>
         <w:pStyle w:val="Heading1"/>
       </w:pPr>
       <w:r>
-        <w:t xml:space="preserve">Results, Discussion, and Conclusion</w:t>
+        <w:t xml:space="preserve">Data Analysis</w:t>
       </w:r>
     </w:p>
     <w:p>
@@ -445,7 +425,97 @@
         <w:pStyle w:val="FirstParagraph"/>
       </w:pPr>
       <w:r>
-        <w:t xml:space="preserve">The fitted model had adjusted</w:t>
+        <w:rPr>
+          <w:b/>
+          <w:bCs/>
+        </w:rPr>
+        <w:t xml:space="preserve">Training evidence and model identification—</w:t>
+      </w:r>
+      <w:r>
+        <w:t xml:space="preserve">The 2001–2020 time plot and STL decomposition showed a clear recurring annual pattern but only modest long-term movement. The annual pattern supported twelve-month seasonality represented by eleven indicators plus January as the reference; modest movement cautioned against claiming a strong trend. The assignment-required</w:t>
+      </w:r>
+      <w:r>
+        <w:t xml:space="preserve"> </w:t>
+      </w:r>
+      <w:r>
+        <w:rPr>
+          <w:rStyle w:val="VerbatimChar"/>
+        </w:rPr>
+        <w:t xml:space="preserve">trend + season</w:t>
+      </w:r>
+      <w:r>
+        <w:t xml:space="preserve"> </w:t>
+      </w:r>
+      <w:r>
+        <w:t xml:space="preserve">formulation was retained to estimate whether movement remained after controlling for month, while its consequences were evaluated through coefficient uncertainty, rolling-origin validation, and residual diagnostics rather than accepted as a default.</w:t>
+      </w:r>
+    </w:p>
+    <w:p>
+      <w:pPr>
+        <w:pStyle w:val="CaptionedFigure"/>
+      </w:pPr>
+      <w:r>
+        <w:drawing>
+          <wp:inline>
+            <wp:extent cx="2926080" cy="2560320"/>
+            <wp:effectExtent b="0" l="0" r="0" t="0"/>
+            <wp:docPr descr="Training-only time series and STL components used for model identification." title="" id="24" name="Picture"/>
+            <a:graphic>
+              <a:graphicData uri="http://schemas.openxmlformats.org/drawingml/2006/picture">
+                <pic:pic>
+                  <pic:nvPicPr>
+                    <pic:cNvPr descr="../analysis_outputs/nasa/figures/nasa_training_identification.png" id="25" name="Picture"/>
+                    <pic:cNvPicPr>
+                      <a:picLocks noChangeArrowheads="1" noChangeAspect="1"/>
+                    </pic:cNvPicPr>
+                  </pic:nvPicPr>
+                  <pic:blipFill>
+                    <a:blip r:embed="rId23"/>
+                    <a:stretch>
+                      <a:fillRect/>
+                    </a:stretch>
+                  </pic:blipFill>
+                  <pic:spPr bwMode="auto">
+                    <a:xfrm>
+                      <a:off x="0" y="0"/>
+                      <a:ext cx="2926080" cy="2560320"/>
+                    </a:xfrm>
+                    <a:prstGeom prst="rect">
+                      <a:avLst/>
+                    </a:prstGeom>
+                    <a:noFill/>
+                    <a:ln w="9525">
+                      <a:noFill/>
+                      <a:headEnd/>
+                      <a:tailEnd/>
+                    </a:ln>
+                  </pic:spPr>
+                </pic:pic>
+              </a:graphicData>
+            </a:graphic>
+          </wp:inline>
+        </w:drawing>
+      </w:r>
+    </w:p>
+    <w:p>
+      <w:pPr>
+        <w:pStyle w:val="ImageCaption"/>
+      </w:pPr>
+      <w:r>
+        <w:t xml:space="preserve">Training-only time series and STL components used for model identification.</w:t>
+      </w:r>
+    </w:p>
+    <w:p>
+      <w:r>
+        <w:br w:type="column"/>
+      </w:r>
+    </w:p>
+    <w:p>
+      <w:pPr>
+        <w:pStyle w:val="BodyText"/>
+      </w:pPr>
+      <w:r>
+        <w:t xml:space="preserve">Ordinary least squares jointly fitted the 13 coefficients; none was manually chosen. The model had adjusted</w:t>
       </w:r>
       <w:r>
         <w:t xml:space="preserve"> </w:t>
@@ -470,7 +540,7 @@
           <m:t>=</m:t>
         </m:r>
         <m:r>
-          <m:t>.5358</m:t>
+          <m:t>0.5358</m:t>
         </m:r>
       </m:oMath>
       <w:r>
@@ -499,11 +569,11 @@
           <m:t>=</m:t>
         </m:r>
         <m:r>
-          <m:t>.5591</m:t>
+          <m:t>0.5591</m:t>
         </m:r>
       </m:oMath>
       <w:r>
-        <w:t xml:space="preserve">; residual SE=.2817). Relative to January, the estimated March effect was +0.6468 and the December effect was −0.4147 kWh/m²/day. The trend estimate was +0.000381 per month (SE=0.000263,</w:t>
+        <w:t xml:space="preserve">; residual SE=0.2817). Relative to the deliberately defined January baseline, March was +0.6468 and December was −0.4147 kWh/m²/day, showing interpretable seasonal contrasts. The trend was +0.000381 per month (SE=0.000263,</w:t>
       </w:r>
       <w:r>
         <w:t xml:space="preserve"> </w:t>
@@ -519,34 +589,11 @@
           <m:t>=</m:t>
         </m:r>
         <m:r>
-          <m:t>.148</m:t>
+          <m:t>0.148</m:t>
         </m:r>
       </m:oMath>
       <w:r>
-        <w:t xml:space="preserve">), so a strong trend was unsupported. Expanding-window validation at</w:t>
-      </w:r>
-      <w:r>
-        <w:t xml:space="preserve"> </w:t>
-      </w:r>
-      <m:oMath>
-        <m:r>
-          <m:t>h</m:t>
-        </m:r>
-        <m:r>
-          <m:rPr>
-            <m:sty m:val="p"/>
-          </m:rPr>
-          <m:t>=</m:t>
-        </m:r>
-        <m:r>
-          <m:t>12</m:t>
-        </m:r>
-      </m:oMath>
-      <w:r>
-        <w:t xml:space="preserve"> </w:t>
-      </w:r>
-      <w:r>
-        <w:t xml:space="preserve">used 217 origins and yielded RMSE=.3545 and MAE=.2681. At lag 24 with 13 fitted coefficients, Ljung–Box gave</w:t>
+        <w:t xml:space="preserve">); its uncertainty does not support strong long-run movement, but the term was retained because the assignment specification requires trend after seasonal control. The 12-month validation horizon represents one planning year; expanding-window validation over 217 origins yielded RMSE=0.3545 and MAE=0.2681. At lag 24, with 13 fitted coefficients accounted for, Ljung–Box gave</w:t>
       </w:r>
       <w:r>
         <w:t xml:space="preserve"> </w:t>
@@ -582,11 +629,11 @@
           <m:t>&lt;</m:t>
         </m:r>
         <m:r>
-          <m:t>.001</m:t>
+          <m:t>0.001</m:t>
         </m:r>
       </m:oMath>
       <w:r>
-        <w:t xml:space="preserve">, rejecting residual white noise.</w:t>
+        <w:t xml:space="preserve">, providing evidence that the fixed formula needs a serial-error extension.</w:t>
       </w:r>
     </w:p>
     <w:tbl>
@@ -597,8 +644,10 @@
         <w:tblLook w:firstRow="1" w:lastRow="0" w:firstColumn="0" w:lastColumn="0" w:noHBand="0" w:noVBand="0" w:val="0020"/>
       </w:tblPr>
       <w:tblGrid>
-        <w:gridCol w:w="5068"/>
-        <w:gridCol w:w="2851"/>
+        <w:gridCol w:w="1821"/>
+        <w:gridCol w:w="3088"/>
+        <w:gridCol w:w="1504"/>
+        <w:gridCol w:w="1504"/>
       </w:tblGrid>
       <w:tr>
         <w:trPr>
@@ -611,7 +660,7 @@
               <w:pStyle w:val="Compact"/>
             </w:pPr>
             <w:r>
-              <w:t xml:space="preserve">Test metric</w:t>
+              <w:t xml:space="preserve">Metric</w:t>
             </w:r>
           </w:p>
         </w:tc>
@@ -623,7 +672,129 @@
               <w:jc w:val="right"/>
             </w:pPr>
             <w:r>
-              <w:t xml:space="preserve">Value</w:t>
+              <w:t xml:space="preserve">Training</w:t>
+            </w:r>
+          </w:p>
+        </w:tc>
+        <w:tc>
+          <w:tcPr/>
+          <w:p>
+            <w:pPr>
+              <w:pStyle w:val="Compact"/>
+              <w:jc w:val="right"/>
+            </w:pPr>
+            <w:r>
+              <w:t xml:space="preserve">Test</w:t>
+            </w:r>
+          </w:p>
+        </w:tc>
+        <w:tc>
+          <w:tcPr/>
+          <w:p>
+            <w:pPr>
+              <w:pStyle w:val="Compact"/>
+              <w:jc w:val="right"/>
+            </w:pPr>
+            <w:r>
+              <w:t xml:space="preserve">Test − training</w:t>
+            </w:r>
+          </w:p>
+        </w:tc>
+      </w:tr>
+      <w:tr>
+        <w:tc>
+          <w:tcPr/>
+          <w:p>
+            <w:pPr>
+              <w:pStyle w:val="Compact"/>
+            </w:pPr>
+            <w:r>
+              <w:t xml:space="preserve">ME (kWh/m²/day)</w:t>
+            </w:r>
+          </w:p>
+        </w:tc>
+        <w:tc>
+          <w:tcPr/>
+          <w:p>
+            <w:pPr>
+              <w:pStyle w:val="Compact"/>
+              <w:jc w:val="right"/>
+            </w:pPr>
+            <w:r>
+              <w:t xml:space="preserve">0.0000</w:t>
+            </w:r>
+          </w:p>
+        </w:tc>
+        <w:tc>
+          <w:tcPr/>
+          <w:p>
+            <w:pPr>
+              <w:pStyle w:val="Compact"/>
+              <w:jc w:val="right"/>
+            </w:pPr>
+            <w:r>
+              <w:t xml:space="preserve">−0.0989</w:t>
+            </w:r>
+          </w:p>
+        </w:tc>
+        <w:tc>
+          <w:tcPr/>
+          <w:p>
+            <w:pPr>
+              <w:pStyle w:val="Compact"/>
+              <w:jc w:val="right"/>
+            </w:pPr>
+            <w:r>
+              <w:t xml:space="preserve">−0.0989</w:t>
+            </w:r>
+          </w:p>
+        </w:tc>
+      </w:tr>
+      <w:tr>
+        <w:tc>
+          <w:tcPr/>
+          <w:p>
+            <w:pPr>
+              <w:pStyle w:val="Compact"/>
+            </w:pPr>
+            <w:r>
+              <w:t xml:space="preserve">MSE ((kWh/m²/day)²)</w:t>
+            </w:r>
+          </w:p>
+        </w:tc>
+        <w:tc>
+          <w:tcPr/>
+          <w:p>
+            <w:pPr>
+              <w:pStyle w:val="Compact"/>
+              <w:jc w:val="right"/>
+            </w:pPr>
+            <w:r>
+              <w:t xml:space="preserve">0.0751</w:t>
+            </w:r>
+          </w:p>
+        </w:tc>
+        <w:tc>
+          <w:tcPr/>
+          <w:p>
+            <w:pPr>
+              <w:pStyle w:val="Compact"/>
+              <w:jc w:val="right"/>
+            </w:pPr>
+            <w:r>
+              <w:t xml:space="preserve">0.0893</w:t>
+            </w:r>
+          </w:p>
+        </w:tc>
+        <w:tc>
+          <w:tcPr/>
+          <w:p>
+            <w:pPr>
+              <w:pStyle w:val="Compact"/>
+              <w:jc w:val="right"/>
+            </w:pPr>
+            <w:r>
+              <w:t xml:space="preserve">0.0142</w:t>
             </w:r>
           </w:p>
         </w:tc>
@@ -648,7 +819,31 @@
               <w:jc w:val="right"/>
             </w:pPr>
             <w:r>
+              <w:t xml:space="preserve">0.2740</w:t>
+            </w:r>
+          </w:p>
+        </w:tc>
+        <w:tc>
+          <w:tcPr/>
+          <w:p>
+            <w:pPr>
+              <w:pStyle w:val="Compact"/>
+              <w:jc w:val="right"/>
+            </w:pPr>
+            <w:r>
               <w:t xml:space="preserve">0.2988</w:t>
+            </w:r>
+          </w:p>
+        </w:tc>
+        <w:tc>
+          <w:tcPr/>
+          <w:p>
+            <w:pPr>
+              <w:pStyle w:val="Compact"/>
+              <w:jc w:val="right"/>
+            </w:pPr>
+            <w:r>
+              <w:t xml:space="preserve">0.0248</w:t>
             </w:r>
           </w:p>
         </w:tc>
@@ -673,7 +868,80 @@
               <w:jc w:val="right"/>
             </w:pPr>
             <w:r>
+              <w:t xml:space="preserve">0.2116</w:t>
+            </w:r>
+          </w:p>
+        </w:tc>
+        <w:tc>
+          <w:tcPr/>
+          <w:p>
+            <w:pPr>
+              <w:pStyle w:val="Compact"/>
+              <w:jc w:val="right"/>
+            </w:pPr>
+            <w:r>
               <w:t xml:space="preserve">0.2414</w:t>
+            </w:r>
+          </w:p>
+        </w:tc>
+        <w:tc>
+          <w:tcPr/>
+          <w:p>
+            <w:pPr>
+              <w:pStyle w:val="Compact"/>
+              <w:jc w:val="right"/>
+            </w:pPr>
+            <w:r>
+              <w:t xml:space="preserve">0.0298</w:t>
+            </w:r>
+          </w:p>
+        </w:tc>
+      </w:tr>
+      <w:tr>
+        <w:tc>
+          <w:tcPr/>
+          <w:p>
+            <w:pPr>
+              <w:pStyle w:val="Compact"/>
+            </w:pPr>
+            <w:r>
+              <w:t xml:space="preserve">MPE</w:t>
+            </w:r>
+          </w:p>
+        </w:tc>
+        <w:tc>
+          <w:tcPr/>
+          <w:p>
+            <w:pPr>
+              <w:pStyle w:val="Compact"/>
+              <w:jc w:val="right"/>
+            </w:pPr>
+            <w:r>
+              <w:t xml:space="preserve">−0.3457%</w:t>
+            </w:r>
+          </w:p>
+        </w:tc>
+        <w:tc>
+          <w:tcPr/>
+          <w:p>
+            <w:pPr>
+              <w:pStyle w:val="Compact"/>
+              <w:jc w:val="right"/>
+            </w:pPr>
+            <w:r>
+              <w:t xml:space="preserve">−2.3584%</w:t>
+            </w:r>
+          </w:p>
+        </w:tc>
+        <w:tc>
+          <w:tcPr/>
+          <w:p>
+            <w:pPr>
+              <w:pStyle w:val="Compact"/>
+              <w:jc w:val="right"/>
+            </w:pPr>
+            <w:r>
+              <w:t xml:space="preserve">−2.0127 pp</w:t>
             </w:r>
           </w:p>
         </w:tc>
@@ -698,20 +966,7 @@
               <w:jc w:val="right"/>
             </w:pPr>
             <w:r>
-              <w:t xml:space="preserve">5.1093%</w:t>
-            </w:r>
-          </w:p>
-        </w:tc>
-      </w:tr>
-      <w:tr>
-        <w:tc>
-          <w:tcPr/>
-          <w:p>
-            <w:pPr>
-              <w:pStyle w:val="Compact"/>
-            </w:pPr>
-            <w:r>
-              <w:t xml:space="preserve">MASE</w:t>
+              <w:t xml:space="preserve">4.4952%</w:t>
             </w:r>
           </w:p>
         </w:tc>
@@ -723,20 +978,7 @@
               <w:jc w:val="right"/>
             </w:pPr>
             <w:r>
-              <w:t xml:space="preserve">0.8130</w:t>
-            </w:r>
-          </w:p>
-        </w:tc>
-      </w:tr>
-      <w:tr>
-        <w:tc>
-          <w:tcPr/>
-          <w:p>
-            <w:pPr>
-              <w:pStyle w:val="Compact"/>
-            </w:pPr>
-            <w:r>
-              <w:t xml:space="preserve">sMAPE</w:t>
+              <w:t xml:space="preserve">5.1093%</w:t>
             </w:r>
           </w:p>
         </w:tc>
@@ -748,32 +990,7 @@
               <w:jc w:val="right"/>
             </w:pPr>
             <w:r>
-              <w:t xml:space="preserve">5.0270%</w:t>
-            </w:r>
-          </w:p>
-        </w:tc>
-      </w:tr>
-      <w:tr>
-        <w:tc>
-          <w:tcPr/>
-          <w:p>
-            <w:pPr>
-              <w:pStyle w:val="Compact"/>
-            </w:pPr>
-            <w:r>
-              <w:t xml:space="preserve">Ljung–Box p-value</w:t>
-            </w:r>
-          </w:p>
-        </w:tc>
-        <w:tc>
-          <w:tcPr/>
-          <w:p>
-            <w:pPr>
-              <w:pStyle w:val="Compact"/>
-              <w:jc w:val="right"/>
-            </w:pPr>
-            <w:r>
-              <w:t xml:space="preserve">0.0006</w:t>
+              <w:t xml:space="preserve">0.6141 pp</w:t>
             </w:r>
           </w:p>
         </w:tc>
@@ -781,6 +998,29 @@
     </w:tbl>
     <w:p>
       <w:pPr>
+        <w:pStyle w:val="BodyText"/>
+      </w:pPr>
+      <w:r>
+        <w:t xml:space="preserve">The lag-24 Ljung–Box p-value was 0.0006. The negative test ME and MPE indicate average overforecasting under the</w:t>
+      </w:r>
+      <w:r>
+        <w:t xml:space="preserve"> </w:t>
+      </w:r>
+      <w:r>
+        <w:rPr>
+          <w:rStyle w:val="VerbatimChar"/>
+        </w:rPr>
+        <w:t xml:space="preserve">actual − forecast</w:t>
+      </w:r>
+      <w:r>
+        <w:t xml:space="preserve"> </w:t>
+      </w:r>
+      <w:r>
+        <w:t xml:space="preserve">convention. Training–test differences are descriptive because fitted residuals and multi-step holdout errors come from different evaluation settings.</w:t>
+      </w:r>
+    </w:p>
+    <w:p>
+      <w:pPr>
         <w:pStyle w:val="CaptionedFigure"/>
       </w:pPr>
       <w:r>
@@ -788,18 +1028,18 @@
           <wp:inline>
             <wp:extent cx="2926080" cy="1645920"/>
             <wp:effectExtent b="0" l="0" r="0" t="0"/>
-            <wp:docPr descr="Trend-plus-season regression test forecasts with 95% intervals." title="" id="24" name="Picture"/>
+            <wp:docPr descr="Trend-plus-season regression test forecasts with 95% intervals." title="" id="27" name="Picture"/>
             <a:graphic>
               <a:graphicData uri="http://schemas.openxmlformats.org/drawingml/2006/picture">
                 <pic:pic>
                   <pic:nvPicPr>
-                    <pic:cNvPr descr="../analysis_outputs/nasa/figures/nasa_trend_season_test_forecast.png" id="25" name="Picture"/>
+                    <pic:cNvPr descr="../analysis_outputs/nasa/figures/nasa_trend_season_test_forecast.png" id="28" name="Picture"/>
                     <pic:cNvPicPr>
                       <a:picLocks noChangeArrowheads="1" noChangeAspect="1"/>
                     </pic:cNvPicPr>
                   </pic:nvPicPr>
                   <pic:blipFill>
-                    <a:blip r:embed="rId23"/>
+                    <a:blip r:embed="rId26"/>
                     <a:stretch>
                       <a:fillRect/>
                     </a:stretch>
@@ -839,27 +1079,39 @@
         <w:pStyle w:val="BodyText"/>
       </w:pPr>
       <w:r>
-        <w:t xml:space="preserve">Regression ranked third by RMSE and produced non-negative point forecasts. Its strength is direct interpretation: recurring month effects explain substantial variation, while the small uncertain trend prevents an exaggerated long-run claim. Its main weakness is decisive residual autocorrelation; fixed month effects and a linear trend do not capture remaining temporal dependence. Fixed linear extrapolation and homoscedastic independent-error assumptions are additional limitations.</w:t>
+        <w:t xml:space="preserve">Regression achieved test RMSE 0.2988 and produced non-negative point forecasts. Its strength is direct interpretation: recurring month effects explain substantial variation, while the small uncertain trend prevents an exaggerated long-run claim. Its main weakness is decisive residual autocorrelation; fixed month effects and a linear trend do not capture remaining temporal dependence. Fixed linear extrapolation and homoscedastic independent-error assumptions are additional limitations.</w:t>
+      </w:r>
+    </w:p>
+    <w:bookmarkEnd w:id="29"/>
+    <w:bookmarkStart w:id="30" w:name="conclusion"/>
+    <w:p>
+      <w:pPr>
+        <w:pStyle w:val="Heading1"/>
+      </w:pPr>
+      <w:r>
+        <w:t xml:space="preserve">Conclusion</w:t>
       </w:r>
     </w:p>
     <w:p>
       <w:pPr>
-        <w:pStyle w:val="BodyText"/>
-      </w:pPr>
-      <w:r>
-        <w:t xml:space="preserve">The specified regression is useful descriptively but is not adequate as the final standalone forecasting model. The strongest extension is regression with ARIMA errors, preserving interpretable trend/month effects while modelling serial correlation. Fourier seasonality, structural-change terms, robust variance checks, and rolling-origin comparisons are also recommended. Any irradiance forecast remains a solar-resource estimate, not photovoltaic electricity output.</w:t>
+        <w:pStyle w:val="FirstParagraph"/>
+      </w:pPr>
+      <w:r>
+        <w:t xml:space="preserve">The specified regression is useful descriptively but is not adequate as a standalone forecaster: RMSE was 0.2988 and MAE was 0.2414, yet the lag-24 Ljung–Box test rejected residual white noise. Its deliberately retained trend and month indicators provide direct interpretation, but the uncertain trend and remaining serial correlation limit the fixed formula. Regression with ARIMA errors is the primary recommended extension, with Fourier seasonality, structural-change terms, robust variance checks, and rolling-origin validation as additional checks. Any irradiance forecast remains a solar-resource estimate, not photovoltaic electricity output.</w:t>
       </w:r>
     </w:p>
+    <w:bookmarkEnd w:id="30"/>
+    <w:bookmarkStart w:id="40" w:name="references"/>
     <w:p>
       <w:pPr>
-        <w:pStyle w:val="Heading5"/>
+        <w:pStyle w:val="Heading1"/>
       </w:pPr>
       <w:r>
         <w:t xml:space="preserve">References</w:t>
       </w:r>
     </w:p>
-    <w:bookmarkStart w:id="34" w:name="refs"/>
-    <w:bookmarkStart w:id="27" w:name="ref-nasa-power-monthly"/>
+    <w:bookmarkStart w:id="39" w:name="refs"/>
+    <w:bookmarkStart w:id="32" w:name="ref-nasa-power-monthly"/>
     <w:p>
       <w:pPr>
         <w:pStyle w:val="Bibliography"/>
@@ -888,7 +1140,7 @@
       <w:r>
         <w:t xml:space="preserve"> </w:t>
       </w:r>
-      <w:hyperlink r:id="rId26">
+      <w:hyperlink r:id="rId31">
         <w:r>
           <w:rPr>
             <w:rStyle w:val="Hyperlink"/>
@@ -897,8 +1149,8 @@
         </w:r>
       </w:hyperlink>
     </w:p>
-    <w:bookmarkEnd w:id="27"/>
-    <w:bookmarkStart w:id="29" w:name="ref-forecast-tslm"/>
+    <w:bookmarkEnd w:id="32"/>
+    <w:bookmarkStart w:id="34" w:name="ref-forecast-tslm"/>
     <w:p>
       <w:pPr>
         <w:pStyle w:val="Bibliography"/>
@@ -927,7 +1179,7 @@
       <w:r>
         <w:t xml:space="preserve"> </w:t>
       </w:r>
-      <w:hyperlink r:id="rId28">
+      <w:hyperlink r:id="rId33">
         <w:r>
           <w:rPr>
             <w:rStyle w:val="Hyperlink"/>
@@ -936,8 +1188,8 @@
         </w:r>
       </w:hyperlink>
     </w:p>
-    <w:bookmarkEnd w:id="29"/>
-    <w:bookmarkStart w:id="31" w:name="ref-hyndman-athanasopoulos-2021"/>
+    <w:bookmarkEnd w:id="34"/>
+    <w:bookmarkStart w:id="36" w:name="ref-hyndman-athanasopoulos-2021"/>
     <w:p>
       <w:pPr>
         <w:pStyle w:val="Bibliography"/>
@@ -970,7 +1222,7 @@
       <w:r>
         <w:t xml:space="preserve"> </w:t>
       </w:r>
-      <w:hyperlink r:id="rId30">
+      <w:hyperlink r:id="rId35">
         <w:r>
           <w:rPr>
             <w:rStyle w:val="Hyperlink"/>
@@ -979,8 +1231,8 @@
         </w:r>
       </w:hyperlink>
     </w:p>
-    <w:bookmarkEnd w:id="31"/>
-    <w:bookmarkStart w:id="33" w:name="ref-forecast-checkresiduals"/>
+    <w:bookmarkEnd w:id="36"/>
+    <w:bookmarkStart w:id="38" w:name="ref-forecast-checkresiduals"/>
     <w:p>
       <w:pPr>
         <w:pStyle w:val="Bibliography"/>
@@ -1009,7 +1261,7 @@
       <w:r>
         <w:t xml:space="preserve"> </w:t>
       </w:r>
-      <w:hyperlink r:id="rId32">
+      <w:hyperlink r:id="rId37">
         <w:r>
           <w:rPr>
             <w:rStyle w:val="Hyperlink"/>
@@ -1018,11 +1270,22 @@
         </w:r>
       </w:hyperlink>
     </w:p>
-    <w:bookmarkEnd w:id="33"/>
-    <w:bookmarkEnd w:id="34"/>
+    <w:bookmarkEnd w:id="38"/>
+    <w:bookmarkEnd w:id="39"/>
+    <w:bookmarkEnd w:id="40"/>
+    <w:bookmarkStart w:id="45" w:name="appendix"/>
     <w:p>
       <w:pPr>
-        <w:pStyle w:val="Heading5"/>
+        <w:pStyle w:val="Heading1"/>
+      </w:pPr>
+      <w:r>
+        <w:t xml:space="preserve">Appendix</w:t>
+      </w:r>
+    </w:p>
+    <w:bookmarkStart w:id="44" w:name="appendix-a-reproducible-regression-code"/>
+    <w:p>
+      <w:pPr>
+        <w:pStyle w:val="Heading2"/>
       </w:pPr>
       <w:r>
         <w:t xml:space="preserve">Appendix A: Reproducible Regression Code</w:t>
@@ -1030,7 +1293,7 @@
     </w:p>
     <w:p>
       <w:pPr>
-        <w:pStyle w:val="BodyText"/>
+        <w:pStyle w:val="FirstParagraph"/>
       </w:pPr>
       <w:r>
         <w:t xml:space="preserve">Canonical source:</w:t>
@@ -1057,18 +1320,18 @@
           <wp:inline>
             <wp:extent cx="2926080" cy="1645920"/>
             <wp:effectExtent b="0" l="0" r="0" t="0"/>
-            <wp:docPr descr="Regression training response residuals and residual ACF." title="" id="36" name="Picture"/>
+            <wp:docPr descr="Regression training response residuals and residual ACF." title="" id="42" name="Picture"/>
             <a:graphic>
               <a:graphicData uri="http://schemas.openxmlformats.org/drawingml/2006/picture">
                 <pic:pic>
                   <pic:nvPicPr>
-                    <pic:cNvPr descr="../analysis_outputs/nasa/figures/nasa_trend_season_diagnostics.png" id="37" name="Picture"/>
+                    <pic:cNvPr descr="../analysis_outputs/nasa/figures/nasa_trend_season_diagnostics.png" id="43" name="Picture"/>
                     <pic:cNvPicPr>
                       <a:picLocks noChangeArrowheads="1" noChangeAspect="1"/>
                     </pic:cNvPicPr>
                   </pic:nvPicPr>
                   <pic:blipFill>
-                    <a:blip r:embed="rId35"/>
+                    <a:blip r:embed="rId41"/>
                     <a:stretch>
                       <a:fillRect/>
                     </a:stretch>
@@ -1801,7 +2064,8 @@
         <w:t xml:space="preserve">, reg_fc, test, train)</w:t>
       </w:r>
     </w:p>
-    <w:bookmarkEnd w:id="38"/>
+    <w:bookmarkEnd w:id="44"/>
+    <w:bookmarkEnd w:id="45"/>
     <w:sectPr>
       <w:headerReference r:id="rId8" w:type="even"/>
       <w:headerReference r:id="rId9" w:type="default"/>
